--- a/11-模板/scripts/templates/custom-reference.docx
+++ b/11-模板/scripts/templates/custom-reference.docx
@@ -483,677 +483,678 @@
 </file>
 
 <file path=word/styles.xml><?xml version="1.0" encoding="utf-8"?>
-<w:styles xmlns:r="http://schemas.openxmlformats.org/officeDocument/2006/relationships" xmlns:w="http://schemas.openxmlformats.org/wordprocessingml/2006/main">
-  <w:docDefaults>
-    <w:rPrDefault>
-      <w:rPr>
-        <w:rFonts w:asciiTheme="minorHAnsi" w:eastAsiaTheme="minorEastAsia" w:hAnsiTheme="minorHAnsi" w:cstheme="minorBidi"/>
-        <w:sz w:val="24"/>
-        <w:szCs w:val="24"/>
-        <w:lang w:val="en-US" w:eastAsia="zh-CN" w:bidi="ar-SA"/>
-      </w:rPr>
-    </w:rPrDefault>
-    <w:pPrDefault>
-      <w:pPr>
-        <w:spacing w:after="200"/>
-      </w:pPr>
-    </w:pPrDefault>
-  </w:docDefaults>
-  <w:latentStyles w:defLockedState="0" w:defUIPriority="0" w:defSemiHidden="0" w:defUnhideWhenUsed="0" w:defQFormat="0" w:count="276"/>
-  <w:style w:type="paragraph" w:default="1" w:styleId="Normal">
-    <w:name w:val="Normal"/>
-    <w:qFormat/>
-    <w:rPr>
-      <w:rFonts w:ascii="Times New Roman" w:hAnsi="Times New Roman" w:eastAsia="SimSun"/>
-      <w:b w:val="0"/>
-      <w:sz w:val="23"/>
-    </w:rPr>
-  </w:style>
-  <w:style w:type="paragraph" w:styleId="BodyText">
-    <w:name w:val="Body Text"/>
-    <w:basedOn w:val="Normal"/>
-    <w:link w:val="BodyTextChar"/>
-    <w:qFormat/>
-    <w:pPr>
-      <w:spacing w:before="180" w:after="180"/>
-    </w:pPr>
-  </w:style>
-  <w:style w:type="paragraph" w:customStyle="1" w:styleId="FirstParagraph">
-    <w:name w:val="First Paragraph"/>
-    <w:basedOn w:val="BodyText"/>
-    <w:next w:val="BodyText"/>
-    <w:qFormat/>
-  </w:style>
-  <w:style w:type="paragraph" w:customStyle="1" w:styleId="Compact">
-    <w:name w:val="Compact"/>
-    <w:basedOn w:val="BodyText"/>
-    <w:qFormat/>
-    <w:pPr>
-      <w:spacing w:before="36" w:after="36"/>
-    </w:pPr>
-  </w:style>
-  <w:style w:type="paragraph" w:styleId="Title">
-    <w:name w:val="Title"/>
-    <w:basedOn w:val="Normal"/>
-    <w:next w:val="BodyText"/>
-    <w:link w:val="TitleChar"/>
-    <w:uiPriority w:val="10"/>
-    <w:qFormat/>
-    <w:rsid w:val="00A10FD9"/>
-    <w:pPr>
-      <w:spacing w:after="80" w:line="240" w:lineRule="auto"/>
-      <w:contextualSpacing/>
-      <w:jc w:val="center"/>
-    </w:pPr>
-    <w:rPr>
-      <w:rFonts w:ascii="Times New Roman" w:hAnsi="Times New Roman" w:eastAsia="SimHei"/>
-      <w:b/>
-      <w:color w:val="17324D"/>
-      <w:sz w:val="44"/>
-      <w:szCs w:val="56"/>
-    </w:rPr>
-  </w:style>
-  <w:style w:type="character" w:customStyle="1" w:styleId="TitleChar">
-    <w:name w:val="Title Char"/>
-    <w:basedOn w:val="DefaultParagraphFont"/>
-    <w:link w:val="Title"/>
-    <w:uiPriority w:val="10"/>
-    <w:rsid w:val="00A10FD9"/>
-    <w:rPr>
-      <w:rFonts w:asciiTheme="majorHAnsi" w:eastAsiaTheme="majorEastAsia" w:hAnsiTheme="majorHAnsi" w:cstheme="majorBidi"/>
-      <w:sz w:val="56"/>
-      <w:szCs w:val="56"/>
-    </w:rPr>
-  </w:style>
-  <w:style w:type="paragraph" w:styleId="Subtitle">
-    <w:name w:val="Subtitle"/>
-    <w:basedOn w:val="Title"/>
-    <w:next w:val="BodyText"/>
-    <w:link w:val="SubtitleChar"/>
-    <w:uiPriority w:val="11"/>
-    <w:qFormat/>
-    <w:rsid w:val="00A10FD9"/>
-    <w:pPr>
-      <w:numPr>
-        <w:ilvl w:val="1"/>
-      </w:numPr>
-    </w:pPr>
-    <w:rPr>
-      <w:rFonts w:ascii="Times New Roman" w:hAnsi="Times New Roman" w:eastAsia="SimSun"/>
-      <w:b w:val="0"/>
-      <w:color w:val="5B6975"/>
-      <w:spacing w:val="15"/>
-      <w:sz w:val="24"/>
-      <w:szCs w:val="28"/>
-    </w:rPr>
-  </w:style>
-  <w:style w:type="character" w:customStyle="1" w:styleId="SubtitleChar">
-    <w:name w:val="Subtitle Char"/>
-    <w:basedOn w:val="DefaultParagraphFont"/>
-    <w:link w:val="Subtitle"/>
-    <w:uiPriority w:val="11"/>
-    <w:rsid w:val="00A10FD9"/>
-    <w:rPr>
-      <w:rFonts w:eastAsiaTheme="majorEastAsia" w:cstheme="majorBidi"/>
-      <w:color w:val="595959" w:themeColor="text1" w:themeTint="A6"/>
-      <w:spacing w:val="15"/>
-      <w:sz w:val="28"/>
-      <w:szCs w:val="28"/>
-    </w:rPr>
-  </w:style>
-  <w:style w:type="paragraph" w:customStyle="1" w:styleId="Author">
-    <w:name w:val="Author"/>
-    <w:basedOn w:val="Title"/>
-    <w:next w:val="BodyText"/>
-    <w:qFormat/>
-    <w:pPr>
-      <w:keepNext/>
-      <w:keepLines/>
-    </w:pPr>
-    <w:rPr>
-      <w:sz w:val="24"/>
-      <w:szCs w:val="24"/>
-    </w:rPr>
-  </w:style>
-  <w:style w:type="paragraph" w:styleId="Date">
-    <w:name w:val="Date"/>
-    <w:basedOn w:val="Title"/>
-    <w:next w:val="BodyText"/>
-    <w:qFormat/>
-    <w:pPr>
-      <w:keepNext/>
-      <w:keepLines/>
-    </w:pPr>
-    <w:rPr>
-      <w:sz w:val="24"/>
-      <w:szCs w:val="24"/>
-    </w:rPr>
-  </w:style>
-  <w:style w:type="paragraph" w:customStyle="1" w:styleId="AbstractTitle">
-    <w:name w:val="Abstract Title"/>
-    <w:basedOn w:val="Normal"/>
-    <w:next w:val="Abstract"/>
-    <w:qFormat/>
-    <w:pPr>
-      <w:keepNext/>
-      <w:keepLines/>
-      <w:spacing w:before="300" w:after="0"/>
-      <w:jc w:val="center"/>
-    </w:pPr>
-    <w:rPr>
-      <w:b/>
-      <w:sz w:val="20"/>
-      <w:szCs w:val="20"/>
-    </w:rPr>
-  </w:style>
-  <w:style w:type="paragraph" w:customStyle="1" w:styleId="Abstract">
-    <w:name w:val="Abstract"/>
-    <w:basedOn w:val="Normal"/>
-    <w:next w:val="BodyText"/>
-    <w:qFormat/>
-    <w:pPr>
-      <w:keepNext/>
-      <w:keepLines/>
-      <w:spacing w:before="100" w:after="300"/>
-    </w:pPr>
-    <w:rPr>
-      <w:sz w:val="20"/>
-      <w:szCs w:val="20"/>
-    </w:rPr>
-  </w:style>
-  <w:style w:type="paragraph" w:styleId="Bibliography">
-    <w:name w:val="Bibliography"/>
-    <w:basedOn w:val="Normal"/>
-    <w:next w:val="Bibliography"/>
-    <w:qFormat/>
-    <w:pPr/>
-    <w:rPr/>
-  </w:style>
-  <w:style w:type="paragraph" w:styleId="Heading1">
-    <w:name w:val="heading 1"/>
-    <w:basedOn w:val="Normal"/>
-    <w:next w:val="BodyText"/>
-    <w:link w:val="Heading1Char"/>
-    <w:uiPriority w:val="9"/>
-    <w:qFormat/>
-    <w:rsid w:val="00A10FD9"/>
-    <w:pPr>
-      <w:keepNext/>
-      <w:keepLines/>
-      <w:spacing w:before="360" w:after="80"/>
-      <w:outlineLvl w:val="0"/>
-    </w:pPr>
-    <w:rPr>
-      <w:rFonts w:ascii="Times New Roman" w:hAnsi="Times New Roman" w:eastAsia="SimHei"/>
-      <w:b/>
-      <w:color w:val="17324D"/>
-      <w:sz w:val="32"/>
-      <w:szCs w:val="40"/>
-    </w:rPr>
-  </w:style>
-  <w:style w:type="paragraph" w:styleId="Heading2">
-    <w:name w:val="heading 2"/>
-    <w:basedOn w:val="Normal"/>
-    <w:next w:val="BodyText"/>
-    <w:link w:val="Heading2Char"/>
-    <w:uiPriority w:val="9"/>
-    <w:semiHidden/>
-    <w:unhideWhenUsed/>
-    <w:qFormat/>
-    <w:rsid w:val="00A10FD9"/>
-    <w:pPr>
-      <w:keepNext/>
-      <w:keepLines/>
-      <w:spacing w:before="160" w:after="80"/>
-      <w:outlineLvl w:val="1"/>
-    </w:pPr>
-    <w:rPr>
-      <w:rFonts w:ascii="Times New Roman" w:hAnsi="Times New Roman" w:eastAsia="SimHei"/>
-      <w:b/>
-      <w:color w:val="17324D"/>
-      <w:sz w:val="28"/>
-      <w:szCs w:val="32"/>
-    </w:rPr>
-  </w:style>
-  <w:style w:type="paragraph" w:styleId="Heading3">
-    <w:name w:val="heading 3"/>
-    <w:basedOn w:val="Normal"/>
-    <w:next w:val="BodyText"/>
-    <w:link w:val="Heading3Char"/>
-    <w:uiPriority w:val="9"/>
-    <w:semiHidden/>
-    <w:unhideWhenUsed/>
-    <w:qFormat/>
-    <w:rsid w:val="00A10FD9"/>
-    <w:pPr>
-      <w:keepNext/>
-      <w:keepLines/>
-      <w:spacing w:before="160" w:after="80"/>
-      <w:outlineLvl w:val="2"/>
-    </w:pPr>
-    <w:rPr>
-      <w:rFonts w:ascii="Times New Roman" w:hAnsi="Times New Roman" w:eastAsia="SimHei"/>
-      <w:b/>
-      <w:color w:val="17324D"/>
-      <w:sz w:val="25"/>
-      <w:szCs w:val="28"/>
-    </w:rPr>
-  </w:style>
-  <w:style w:type="paragraph" w:styleId="Heading4">
-    <w:name w:val="heading 4"/>
-    <w:basedOn w:val="Normal"/>
-    <w:next w:val="BodyText"/>
-    <w:link w:val="Heading4Char"/>
-    <w:uiPriority w:val="9"/>
-    <w:semiHidden/>
-    <w:unhideWhenUsed/>
-    <w:qFormat/>
-    <w:rsid w:val="00A10FD9"/>
-    <w:pPr>
-      <w:keepNext/>
-      <w:keepLines/>
-      <w:spacing w:before="80" w:after="40"/>
-      <w:outlineLvl w:val="3"/>
-    </w:pPr>
-    <w:rPr>
-      <w:rFonts w:eastAsiaTheme="majorEastAsia" w:cstheme="majorBidi"/>
-      <w:i/>
-      <w:iCs/>
-      <w:color w:val="0F4761" w:themeColor="accent1" w:themeShade="BF"/>
-    </w:rPr>
-  </w:style>
-  <w:style w:type="paragraph" w:styleId="Heading5">
-    <w:name w:val="heading 5"/>
-    <w:basedOn w:val="Normal"/>
-    <w:next w:val="BodyText"/>
-    <w:link w:val="Heading5Char"/>
-    <w:uiPriority w:val="9"/>
-    <w:semiHidden/>
-    <w:unhideWhenUsed/>
-    <w:qFormat/>
-    <w:rsid w:val="00A10FD9"/>
-    <w:pPr>
-      <w:keepNext/>
-      <w:keepLines/>
-      <w:spacing w:before="80" w:after="40"/>
-      <w:outlineLvl w:val="4"/>
-    </w:pPr>
-    <w:rPr>
-      <w:rFonts w:eastAsiaTheme="majorEastAsia" w:cstheme="majorBidi"/>
-      <w:color w:val="0F4761" w:themeColor="accent1" w:themeShade="BF"/>
-    </w:rPr>
-  </w:style>
-  <w:style w:type="paragraph" w:styleId="Heading6">
-    <w:name w:val="heading 6"/>
-    <w:basedOn w:val="Normal"/>
-    <w:next w:val="BodyText"/>
-    <w:link w:val="Heading6Char"/>
-    <w:uiPriority w:val="9"/>
-    <w:semiHidden/>
-    <w:unhideWhenUsed/>
-    <w:qFormat/>
-    <w:rsid w:val="00A10FD9"/>
-    <w:pPr>
-      <w:keepNext/>
-      <w:keepLines/>
-      <w:spacing w:before="40" w:after="0"/>
-      <w:outlineLvl w:val="5"/>
-    </w:pPr>
-    <w:rPr>
-      <w:rFonts w:eastAsiaTheme="majorEastAsia" w:cstheme="majorBidi"/>
-      <w:i/>
-      <w:iCs/>
-      <w:color w:val="595959" w:themeColor="text1" w:themeTint="A6"/>
-    </w:rPr>
-  </w:style>
-  <w:style w:type="paragraph" w:styleId="Heading7">
-    <w:name w:val="heading 7"/>
-    <w:basedOn w:val="Normal"/>
-    <w:next w:val="BodyText"/>
-    <w:link w:val="Heading7Char"/>
-    <w:uiPriority w:val="9"/>
-    <w:semiHidden/>
-    <w:unhideWhenUsed/>
-    <w:qFormat/>
-    <w:rsid w:val="00A10FD9"/>
-    <w:pPr>
-      <w:keepNext/>
-      <w:keepLines/>
-      <w:spacing w:before="40" w:after="0"/>
-      <w:outlineLvl w:val="6"/>
-    </w:pPr>
-    <w:rPr>
-      <w:rFonts w:eastAsiaTheme="majorEastAsia" w:cstheme="majorBidi"/>
-      <w:color w:val="595959" w:themeColor="text1" w:themeTint="A6"/>
-    </w:rPr>
-  </w:style>
-  <w:style w:type="paragraph" w:styleId="Heading8">
-    <w:name w:val="heading 8"/>
-    <w:basedOn w:val="Normal"/>
-    <w:next w:val="BodyText"/>
-    <w:link w:val="Heading8Char"/>
-    <w:uiPriority w:val="9"/>
-    <w:semiHidden/>
-    <w:unhideWhenUsed/>
-    <w:qFormat/>
-    <w:rsid w:val="00A10FD9"/>
-    <w:pPr>
-      <w:keepNext/>
-      <w:keepLines/>
-      <w:spacing w:after="0"/>
-      <w:outlineLvl w:val="7"/>
-    </w:pPr>
-    <w:rPr>
-      <w:rFonts w:eastAsiaTheme="majorEastAsia" w:cstheme="majorBidi"/>
-      <w:i/>
-      <w:iCs/>
-      <w:color w:val="272727" w:themeColor="text1" w:themeTint="D8"/>
-    </w:rPr>
-  </w:style>
-  <w:style w:type="paragraph" w:styleId="Heading9">
-    <w:name w:val="heading 9"/>
-    <w:basedOn w:val="Normal"/>
-    <w:next w:val="BodyText"/>
-    <w:link w:val="Heading9Char"/>
-    <w:uiPriority w:val="9"/>
-    <w:semiHidden/>
-    <w:unhideWhenUsed/>
-    <w:qFormat/>
-    <w:rsid w:val="00A10FD9"/>
-    <w:pPr>
-      <w:keepNext/>
-      <w:keepLines/>
-      <w:spacing w:after="0"/>
-      <w:outlineLvl w:val="8"/>
-    </w:pPr>
-    <w:rPr>
-      <w:rFonts w:eastAsiaTheme="majorEastAsia" w:cstheme="majorBidi"/>
-      <w:color w:val="272727" w:themeColor="text1" w:themeTint="D8"/>
-    </w:rPr>
-  </w:style>
-  <w:style w:type="character" w:customStyle="1" w:styleId="Heading1Char">
-    <w:name w:val="Heading 1 Char"/>
-    <w:basedOn w:val="DefaultParagraphFont"/>
-    <w:link w:val="Heading1"/>
-    <w:uiPriority w:val="9"/>
-    <w:rsid w:val="00A10FD9"/>
-    <w:rPr>
-      <w:rFonts w:asciiTheme="majorHAnsi" w:eastAsiaTheme="majorEastAsia" w:hAnsiTheme="majorHAnsi" w:cstheme="majorBidi"/>
-      <w:color w:val="0F4761" w:themeColor="accent1" w:themeShade="BF"/>
-      <w:sz w:val="40"/>
-      <w:szCs w:val="40"/>
-    </w:rPr>
-  </w:style>
-  <w:style w:type="character" w:customStyle="1" w:styleId="Heading2Char">
-    <w:name w:val="Heading 2 Char"/>
-    <w:basedOn w:val="DefaultParagraphFont"/>
-    <w:link w:val="Heading2"/>
-    <w:uiPriority w:val="9"/>
-    <w:semiHidden/>
-    <w:rsid w:val="00A10FD9"/>
-    <w:rPr>
-      <w:rFonts w:asciiTheme="majorHAnsi" w:eastAsiaTheme="majorEastAsia" w:hAnsiTheme="majorHAnsi" w:cstheme="majorBidi"/>
-      <w:color w:val="0F4761" w:themeColor="accent1" w:themeShade="BF"/>
-      <w:sz w:val="32"/>
-      <w:szCs w:val="32"/>
-    </w:rPr>
-  </w:style>
-  <w:style w:type="character" w:customStyle="1" w:styleId="Heading3Char">
-    <w:name w:val="Heading 3 Char"/>
-    <w:basedOn w:val="DefaultParagraphFont"/>
-    <w:link w:val="Heading3"/>
-    <w:uiPriority w:val="9"/>
-    <w:semiHidden/>
-    <w:rsid w:val="00A10FD9"/>
-    <w:rPr>
-      <w:rFonts w:eastAsiaTheme="majorEastAsia" w:cstheme="majorBidi"/>
-      <w:color w:val="0F4761" w:themeColor="accent1" w:themeShade="BF"/>
-      <w:sz w:val="28"/>
-      <w:szCs w:val="28"/>
-    </w:rPr>
-  </w:style>
-  <w:style w:type="character" w:customStyle="1" w:styleId="Heading4Char">
-    <w:name w:val="Heading 4 Char"/>
-    <w:basedOn w:val="DefaultParagraphFont"/>
-    <w:link w:val="Heading4"/>
-    <w:uiPriority w:val="9"/>
-    <w:semiHidden/>
-    <w:rsid w:val="00A10FD9"/>
-    <w:rPr>
-      <w:rFonts w:eastAsiaTheme="majorEastAsia" w:cstheme="majorBidi"/>
-      <w:i/>
-      <w:iCs/>
-      <w:color w:val="0F4761" w:themeColor="accent1" w:themeShade="BF"/>
-    </w:rPr>
-  </w:style>
-  <w:style w:type="character" w:customStyle="1" w:styleId="Heading5Char">
-    <w:name w:val="Heading 5 Char"/>
-    <w:basedOn w:val="DefaultParagraphFont"/>
-    <w:link w:val="Heading5"/>
-    <w:uiPriority w:val="9"/>
-    <w:semiHidden/>
-    <w:rsid w:val="00A10FD9"/>
-    <w:rPr>
-      <w:rFonts w:eastAsiaTheme="majorEastAsia" w:cstheme="majorBidi"/>
-      <w:color w:val="0F4761" w:themeColor="accent1" w:themeShade="BF"/>
-    </w:rPr>
-  </w:style>
-  <w:style w:type="character" w:customStyle="1" w:styleId="Heading6Char">
-    <w:name w:val="Heading 6 Char"/>
-    <w:basedOn w:val="DefaultParagraphFont"/>
-    <w:link w:val="Heading6"/>
-    <w:uiPriority w:val="9"/>
-    <w:semiHidden/>
-    <w:rsid w:val="00A10FD9"/>
-    <w:rPr>
-      <w:rFonts w:eastAsiaTheme="majorEastAsia" w:cstheme="majorBidi"/>
-      <w:i/>
-      <w:iCs/>
-      <w:color w:val="595959" w:themeColor="text1" w:themeTint="A6"/>
-    </w:rPr>
-  </w:style>
-  <w:style w:type="character" w:customStyle="1" w:styleId="Heading7Char">
-    <w:name w:val="Heading 7 Char"/>
-    <w:basedOn w:val="DefaultParagraphFont"/>
-    <w:link w:val="Heading7"/>
-    <w:uiPriority w:val="9"/>
-    <w:semiHidden/>
-    <w:rsid w:val="00A10FD9"/>
-    <w:rPr>
-      <w:rFonts w:eastAsiaTheme="majorEastAsia" w:cstheme="majorBidi"/>
-      <w:color w:val="595959" w:themeColor="text1" w:themeTint="A6"/>
-    </w:rPr>
-  </w:style>
-  <w:style w:type="character" w:customStyle="1" w:styleId="Heading8Char">
-    <w:name w:val="Heading 8 Char"/>
-    <w:basedOn w:val="DefaultParagraphFont"/>
-    <w:link w:val="Heading8"/>
-    <w:uiPriority w:val="9"/>
-    <w:semiHidden/>
-    <w:rsid w:val="00A10FD9"/>
-    <w:rPr>
-      <w:rFonts w:eastAsiaTheme="majorEastAsia" w:cstheme="majorBidi"/>
-      <w:i/>
-      <w:iCs/>
-      <w:color w:val="272727" w:themeColor="text1" w:themeTint="D8"/>
-    </w:rPr>
-  </w:style>
-  <w:style w:type="character" w:customStyle="1" w:styleId="Heading9Char">
-    <w:name w:val="Heading 9 Char"/>
-    <w:basedOn w:val="DefaultParagraphFont"/>
-    <w:link w:val="Heading9"/>
-    <w:uiPriority w:val="9"/>
-    <w:semiHidden/>
-    <w:rsid w:val="00A10FD9"/>
-    <w:rPr>
-      <w:rFonts w:eastAsiaTheme="majorEastAsia" w:cstheme="majorBidi"/>
-      <w:color w:val="272727" w:themeColor="text1" w:themeTint="D8"/>
-    </w:rPr>
-  </w:style>
-  <w:style w:type="paragraph" w:styleId="BlockText">
-    <w:name w:val="Block Text"/>
-    <w:basedOn w:val="BodyText"/>
-    <w:next w:val="BodyText"/>
-    <w:uiPriority w:val="9"/>
-    <w:unhideWhenUsed/>
-    <w:qFormat/>
-    <w:pPr>
-      <w:spacing w:before="100" w:after="100"/>
-      <w:ind w:firstLine="0" w:left="480" w:right="480"/>
-    </w:pPr>
-  </w:style>
-  <w:style w:type="paragraph" w:styleId="FootnoteText">
-    <w:name w:val="Footnote Text"/>
-    <w:basedOn w:val="Normal"/>
-    <w:next w:val="FootnoteText"/>
-    <w:uiPriority w:val="9"/>
-    <w:unhideWhenUsed/>
-    <w:qFormat/>
-  </w:style>
-  <w:style w:type="paragraph" w:styleId="FootnoteBlockText">
-    <w:name w:val="Footnote Block Text"/>
-    <w:basedOn w:val="FootnoteText"/>
-    <w:next w:val="FootnoteText"/>
-    <w:uiPriority w:val="9"/>
-    <w:unhideWhenUsed/>
-    <w:qFormat/>
-    <w:pPr>
-      <w:spacing w:before="100" w:after="100"/>
-      <w:ind w:firstLine="0" w:left="480" w:right="480"/>
-    </w:pPr>
-  </w:style>
-  <w:style w:type="character" w:default="1" w:styleId="DefaultParagraphFont">
-    <w:name w:val="Default Paragraph Font"/>
-    <w:semiHidden/>
-    <w:unhideWhenUsed/>
-  </w:style>
-  <w:style w:type="table" w:default="1" w:styleId="Table">
-    <w:name w:val="Table"/>
-    <w:basedOn w:val="TableNormal"/>
-    <w:semiHidden/>
-    <w:unhideWhenUsed/>
-    <w:qFormat/>
-    <w:tblPr>
-      <w:tblInd w:w="0" w:type="dxa"/>
-      <w:tblCellMar>
-        <w:top w:w="0" w:type="dxa"/>
-        <w:left w:w="108" w:type="dxa"/>
-        <w:bottom w:w="0" w:type="dxa"/>
-        <w:right w:w="108" w:type="dxa"/>
-      </w:tblCellMar>
-    </w:tblPr>
-    <w:tblStylePr w:type="firstRow">
-      <w:tcPr>
-        <w:tcBorders>
-          <w:bottom w:val="single"/>
-        </w:tcBorders>
-        <w:vAlign w:val="bottom"/>
-      </w:tcPr>
-    </w:tblStylePr>
-  </w:style>
-  <w:style w:type="paragraph" w:customStyle="1" w:styleId="DefinitionTerm">
-    <w:name w:val="Definition Term"/>
-    <w:basedOn w:val="Normal"/>
-    <w:next w:val="Definition"/>
-    <w:pPr>
-      <w:keepNext/>
-      <w:keepLines/>
-      <w:spacing w:after="0"/>
-    </w:pPr>
-    <w:rPr>
-      <w:b/>
-    </w:rPr>
-  </w:style>
-  <w:style w:type="paragraph" w:customStyle="1" w:styleId="Definition">
-    <w:name w:val="Definition"/>
-    <w:basedOn w:val="Normal"/>
-  </w:style>
-  <w:style w:type="paragraph" w:styleId="Caption">
-    <w:name w:val="Caption"/>
-    <w:basedOn w:val="Normal"/>
-    <w:link w:val="BodyTextChar"/>
-    <w:pPr>
-      <w:spacing w:before="0" w:after="120"/>
-    </w:pPr>
-    <w:rPr>
-      <w:rFonts w:ascii="Times New Roman" w:hAnsi="Times New Roman" w:eastAsia="FangSong"/>
-      <w:b w:val="0"/>
-      <w:i/>
-      <w:sz w:val="21"/>
-    </w:rPr>
-  </w:style>
-  <w:style w:type="paragraph" w:customStyle="1" w:styleId="TableCaption">
-    <w:name w:val="Table Caption"/>
-    <w:basedOn w:val="Caption"/>
-    <w:pPr>
-      <w:keepNext/>
-    </w:pPr>
-  </w:style>
-  <w:style w:type="paragraph" w:customStyle="1" w:styleId="ImageCaption">
-    <w:name w:val="Image Caption"/>
-    <w:basedOn w:val="Caption"/>
-  </w:style>
-  <w:style w:type="paragraph" w:customStyle="1" w:styleId="Figure">
-    <w:name w:val="Figure"/>
-    <w:basedOn w:val="Normal"/>
-  </w:style>
-  <w:style w:type="paragraph" w:customStyle="1" w:styleId="CaptionedFigure">
-    <w:name w:val="Captioned Figure"/>
-    <w:basedOn w:val="Figure"/>
-    <w:pPr>
-      <w:keepNext/>
-    </w:pPr>
-  </w:style>
-  <w:style w:type="character" w:customStyle="1" w:styleId="BodyTextChar">
-    <w:name w:val="Body Text Char"/>
-    <w:basedOn w:val="DefaultParagraphFont"/>
-    <w:link w:val="BodyText"/>
-  </w:style>
-  <w:style w:type="character" w:customStyle="1" w:styleId="VerbatimChar">
-    <w:name w:val="Verbatim Char"/>
-    <w:basedOn w:val="BodyTextChar"/>
-    <w:rPr>
-      <w:rFonts w:ascii="Consolas" w:hAnsi="Consolas"/>
-      <w:sz w:val="22"/>
-    </w:rPr>
-  </w:style>
-  <w:style w:type="character" w:customStyle="1" w:styleId="SectionNumber">
-    <w:name w:val="Section Number"/>
-    <w:basedOn w:val="BodyTextChar"/>
-  </w:style>
-  <w:style w:type="character" w:styleId="FootnoteReference">
-    <w:name w:val="Footnote Reference"/>
-    <w:basedOn w:val="BodyTextChar"/>
-    <w:rPr>
-      <w:vertAlign w:val="superscript"/>
-    </w:rPr>
-  </w:style>
-  <w:style w:type="character" w:styleId="Hyperlink">
-    <w:name w:val="Hyperlink"/>
-    <w:basedOn w:val="BodyTextChar"/>
-    <w:rPr>
-      <w:color w:val="4F81BD" w:themeColor="accent1"/>
-    </w:rPr>
-  </w:style>
-  <w:style w:type="paragraph" w:styleId="TOCHeading">
-    <w:name w:val="TOC Heading"/>
-    <w:basedOn w:val="Heading1"/>
-    <w:next w:val="BodyText"/>
-    <w:uiPriority w:val="39"/>
-    <w:unhideWhenUsed/>
-    <w:qFormat/>
-    <w:pPr>
-      <w:spacing w:before="240" w:line="259" w:lineRule="auto"/>
-      <w:outlineLvl w:val="9"/>
-    </w:pPr>
-    <w:rPr>
-      <w:rFonts w:asciiTheme="majorHAnsi" w:eastAsiaTheme="majorEastAsia" w:hAnsiTheme="majorHAnsi" w:cstheme="majorBidi"/>
-      <w:b w:val="0"/>
-      <w:bCs w:val="0"/>
-      <w:color w:val="365F91" w:themeColor="accent1" w:themeShade="BF"/>
-    </w:rPr>
-  </w:style>
-</w:styles>
+<ns0:styles xmlns:ns0="http://schemas.openxmlformats.org/wordprocessingml/2006/main">
+  <ns0:docDefaults>
+    <ns0:rPrDefault>
+      <ns0:rPr>
+        <ns0:rFonts ns0:asciiTheme="minorHAnsi" ns0:eastAsiaTheme="minorEastAsia" ns0:hAnsiTheme="minorHAnsi" ns0:cstheme="minorBidi"/>
+        <ns0:sz ns0:val="24"/>
+        <ns0:szCs ns0:val="24"/>
+        <ns0:lang ns0:val="en-US" ns0:eastAsia="zh-CN" ns0:bidi="ar-SA"/>
+      </ns0:rPr>
+    </ns0:rPrDefault>
+    <ns0:pPrDefault>
+      <ns0:pPr>
+        <ns0:spacing ns0:after="200"/>
+      </ns0:pPr>
+    </ns0:pPrDefault>
+  </ns0:docDefaults>
+  <ns0:latentStyles ns0:defLockedState="0" ns0:defUIPriority="0" ns0:defSemiHidden="0" ns0:defUnhideWhenUsed="0" ns0:defQFormat="0" ns0:count="276"/>
+  <ns0:style ns0:type="paragraph" ns0:default="1" ns0:styleId="Normal">
+    <ns0:name ns0:val="Normal"/>
+    <ns0:qFormat/>
+    <ns0:rPr>
+      <ns0:rFonts ns0:ascii="Times New Roman" ns0:hAnsi="Times New Roman" ns0:eastAsia="SimSun" ns0:cs="Times New Roman"/>
+      <ns0:b ns0:val="0"/>
+      <ns0:sz ns0:val="23"/>
+    </ns0:rPr>
+  </ns0:style>
+  <ns0:style ns0:type="paragraph" ns0:styleId="BodyText">
+    <ns0:name ns0:val="Body Text"/>
+    <ns0:basedOn ns0:val="Normal"/>
+    <ns0:link ns0:val="BodyTextChar"/>
+    <ns0:qFormat/>
+    <ns0:pPr>
+      <ns0:spacing ns0:before="180" ns0:after="180"/>
+    </ns0:pPr>
+  </ns0:style>
+  <ns0:style ns0:type="paragraph" ns0:customStyle="1" ns0:styleId="FirstParagraph">
+    <ns0:name ns0:val="First Paragraph"/>
+    <ns0:basedOn ns0:val="BodyText"/>
+    <ns0:next ns0:val="BodyText"/>
+    <ns0:qFormat/>
+  </ns0:style>
+  <ns0:style ns0:type="paragraph" ns0:customStyle="1" ns0:styleId="Compact">
+    <ns0:name ns0:val="Compact"/>
+    <ns0:basedOn ns0:val="BodyText"/>
+    <ns0:qFormat/>
+    <ns0:pPr>
+      <ns0:spacing ns0:before="36" ns0:after="36"/>
+    </ns0:pPr>
+  </ns0:style>
+  <ns0:style ns0:type="paragraph" ns0:styleId="Title">
+    <ns0:name ns0:val="Title"/>
+    <ns0:basedOn ns0:val="Normal"/>
+    <ns0:next ns0:val="BodyText"/>
+    <ns0:link ns0:val="TitleChar"/>
+    <ns0:uiPriority ns0:val="10"/>
+    <ns0:qFormat/>
+    <ns0:rsid ns0:val="00A10FD9"/>
+    <ns0:pPr>
+      <ns0:spacing ns0:after="80" ns0:line="240" ns0:lineRule="auto"/>
+      <ns0:contextualSpacing/>
+      <ns0:jc ns0:val="center"/>
+    </ns0:pPr>
+    <ns0:rPr>
+      <ns0:rFonts ns0:ascii="Times New Roman" ns0:hAnsi="Times New Roman" ns0:eastAsia="SimHei" ns0:cs="Times New Roman"/>
+      <ns0:b/>
+      <ns0:color ns0:val="17324D"/>
+      <ns0:sz ns0:val="44"/>
+      <ns0:szCs ns0:val="56"/>
+    </ns0:rPr>
+  </ns0:style>
+  <ns0:style ns0:type="character" ns0:customStyle="1" ns0:styleId="TitleChar">
+    <ns0:name ns0:val="Title Char"/>
+    <ns0:basedOn ns0:val="DefaultParagraphFont"/>
+    <ns0:link ns0:val="Title"/>
+    <ns0:uiPriority ns0:val="10"/>
+    <ns0:rsid ns0:val="00A10FD9"/>
+    <ns0:rPr>
+      <ns0:rFonts ns0:asciiTheme="majorHAnsi" ns0:eastAsiaTheme="majorEastAsia" ns0:hAnsiTheme="majorHAnsi" ns0:cstheme="majorBidi"/>
+      <ns0:sz ns0:val="56"/>
+      <ns0:szCs ns0:val="56"/>
+    </ns0:rPr>
+  </ns0:style>
+  <ns0:style ns0:type="paragraph" ns0:styleId="Subtitle">
+    <ns0:name ns0:val="Subtitle"/>
+    <ns0:basedOn ns0:val="Title"/>
+    <ns0:next ns0:val="BodyText"/>
+    <ns0:link ns0:val="SubtitleChar"/>
+    <ns0:uiPriority ns0:val="11"/>
+    <ns0:qFormat/>
+    <ns0:rsid ns0:val="00A10FD9"/>
+    <ns0:pPr>
+      <ns0:numPr>
+        <ns0:ilvl ns0:val="1"/>
+      </ns0:numPr>
+    </ns0:pPr>
+    <ns0:rPr>
+      <ns0:rFonts ns0:ascii="Times New Roman" ns0:hAnsi="Times New Roman" ns0:eastAsia="SimSun" ns0:cs="Times New Roman"/>
+      <ns0:b ns0:val="0"/>
+      <ns0:color ns0:val="5B6975"/>
+      <ns0:spacing ns0:val="15"/>
+      <ns0:sz ns0:val="24"/>
+      <ns0:szCs ns0:val="28"/>
+    </ns0:rPr>
+  </ns0:style>
+  <ns0:style ns0:type="character" ns0:customStyle="1" ns0:styleId="SubtitleChar">
+    <ns0:name ns0:val="Subtitle Char"/>
+    <ns0:basedOn ns0:val="DefaultParagraphFont"/>
+    <ns0:link ns0:val="Subtitle"/>
+    <ns0:uiPriority ns0:val="11"/>
+    <ns0:rsid ns0:val="00A10FD9"/>
+    <ns0:rPr>
+      <ns0:rFonts ns0:eastAsiaTheme="majorEastAsia" ns0:cstheme="majorBidi"/>
+      <ns0:color ns0:val="595959" ns0:themeColor="text1" ns0:themeTint="A6"/>
+      <ns0:spacing ns0:val="15"/>
+      <ns0:sz ns0:val="28"/>
+      <ns0:szCs ns0:val="28"/>
+    </ns0:rPr>
+  </ns0:style>
+  <ns0:style ns0:type="paragraph" ns0:customStyle="1" ns0:styleId="Author">
+    <ns0:name ns0:val="Author"/>
+    <ns0:basedOn ns0:val="Title"/>
+    <ns0:next ns0:val="BodyText"/>
+    <ns0:qFormat/>
+    <ns0:pPr>
+      <ns0:keepNext/>
+      <ns0:keepLines/>
+    </ns0:pPr>
+    <ns0:rPr>
+      <ns0:sz ns0:val="24"/>
+      <ns0:szCs ns0:val="24"/>
+    </ns0:rPr>
+  </ns0:style>
+  <ns0:style ns0:type="paragraph" ns0:styleId="Date">
+    <ns0:name ns0:val="Date"/>
+    <ns0:basedOn ns0:val="Title"/>
+    <ns0:next ns0:val="BodyText"/>
+    <ns0:qFormat/>
+    <ns0:pPr>
+      <ns0:keepNext/>
+      <ns0:keepLines/>
+    </ns0:pPr>
+    <ns0:rPr>
+      <ns0:sz ns0:val="24"/>
+      <ns0:szCs ns0:val="24"/>
+    </ns0:rPr>
+  </ns0:style>
+  <ns0:style ns0:type="paragraph" ns0:customStyle="1" ns0:styleId="AbstractTitle">
+    <ns0:name ns0:val="Abstract Title"/>
+    <ns0:basedOn ns0:val="Normal"/>
+    <ns0:next ns0:val="Abstract"/>
+    <ns0:qFormat/>
+    <ns0:pPr>
+      <ns0:keepNext/>
+      <ns0:keepLines/>
+      <ns0:spacing ns0:before="300" ns0:after="0"/>
+      <ns0:jc ns0:val="center"/>
+    </ns0:pPr>
+    <ns0:rPr>
+      <ns0:b/>
+      <ns0:sz ns0:val="20"/>
+      <ns0:szCs ns0:val="20"/>
+    </ns0:rPr>
+  </ns0:style>
+  <ns0:style ns0:type="paragraph" ns0:customStyle="1" ns0:styleId="Abstract">
+    <ns0:name ns0:val="Abstract"/>
+    <ns0:basedOn ns0:val="Normal"/>
+    <ns0:next ns0:val="BodyText"/>
+    <ns0:qFormat/>
+    <ns0:pPr>
+      <ns0:keepNext/>
+      <ns0:keepLines/>
+      <ns0:spacing ns0:before="100" ns0:after="300"/>
+    </ns0:pPr>
+    <ns0:rPr>
+      <ns0:sz ns0:val="20"/>
+      <ns0:szCs ns0:val="20"/>
+    </ns0:rPr>
+  </ns0:style>
+  <ns0:style ns0:type="paragraph" ns0:styleId="Bibliography">
+    <ns0:name ns0:val="Bibliography"/>
+    <ns0:basedOn ns0:val="Normal"/>
+    <ns0:next ns0:val="Bibliography"/>
+    <ns0:qFormat/>
+    <ns0:pPr/>
+    <ns0:rPr/>
+  </ns0:style>
+  <ns0:style ns0:type="paragraph" ns0:styleId="Heading1">
+    <ns0:name ns0:val="heading 1"/>
+    <ns0:basedOn ns0:val="Normal"/>
+    <ns0:next ns0:val="BodyText"/>
+    <ns0:link ns0:val="Heading1Char"/>
+    <ns0:uiPriority ns0:val="9"/>
+    <ns0:qFormat/>
+    <ns0:rsid ns0:val="00A10FD9"/>
+    <ns0:pPr>
+      <ns0:keepNext/>
+      <ns0:keepLines/>
+      <ns0:spacing ns0:before="360" ns0:after="80"/>
+      <ns0:outlineLvl ns0:val="0"/>
+    </ns0:pPr>
+    <ns0:rPr>
+      <ns0:rFonts ns0:ascii="Times New Roman" ns0:hAnsi="Times New Roman" ns0:eastAsia="SimHei" ns0:cs="Times New Roman"/>
+      <ns0:b/>
+      <ns0:color ns0:val="17324D"/>
+      <ns0:sz ns0:val="32"/>
+      <ns0:szCs ns0:val="40"/>
+    </ns0:rPr>
+  </ns0:style>
+  <ns0:style ns0:type="paragraph" ns0:styleId="Heading2">
+    <ns0:name ns0:val="heading 2"/>
+    <ns0:basedOn ns0:val="Normal"/>
+    <ns0:next ns0:val="BodyText"/>
+    <ns0:link ns0:val="Heading2Char"/>
+    <ns0:uiPriority ns0:val="9"/>
+    <ns0:semiHidden/>
+    <ns0:unhideWhenUsed/>
+    <ns0:qFormat/>
+    <ns0:rsid ns0:val="00A10FD9"/>
+    <ns0:pPr>
+      <ns0:keepNext/>
+      <ns0:keepLines/>
+      <ns0:spacing ns0:before="160" ns0:after="80"/>
+      <ns0:outlineLvl ns0:val="1"/>
+    </ns0:pPr>
+    <ns0:rPr>
+      <ns0:rFonts ns0:ascii="Times New Roman" ns0:hAnsi="Times New Roman" ns0:eastAsia="SimHei" ns0:cs="Times New Roman"/>
+      <ns0:b/>
+      <ns0:color ns0:val="17324D"/>
+      <ns0:sz ns0:val="28"/>
+      <ns0:szCs ns0:val="32"/>
+    </ns0:rPr>
+  </ns0:style>
+  <ns0:style ns0:type="paragraph" ns0:styleId="Heading3">
+    <ns0:name ns0:val="heading 3"/>
+    <ns0:basedOn ns0:val="Normal"/>
+    <ns0:next ns0:val="BodyText"/>
+    <ns0:link ns0:val="Heading3Char"/>
+    <ns0:uiPriority ns0:val="9"/>
+    <ns0:semiHidden/>
+    <ns0:unhideWhenUsed/>
+    <ns0:qFormat/>
+    <ns0:rsid ns0:val="00A10FD9"/>
+    <ns0:pPr>
+      <ns0:keepNext/>
+      <ns0:keepLines/>
+      <ns0:spacing ns0:before="160" ns0:after="80"/>
+      <ns0:outlineLvl ns0:val="2"/>
+    </ns0:pPr>
+    <ns0:rPr>
+      <ns0:rFonts ns0:ascii="Times New Roman" ns0:hAnsi="Times New Roman" ns0:eastAsia="SimHei" ns0:cs="Times New Roman"/>
+      <ns0:b/>
+      <ns0:color ns0:val="17324D"/>
+      <ns0:sz ns0:val="25"/>
+      <ns0:szCs ns0:val="28"/>
+    </ns0:rPr>
+  </ns0:style>
+  <ns0:style ns0:type="paragraph" ns0:styleId="Heading4">
+    <ns0:name ns0:val="heading 4"/>
+    <ns0:basedOn ns0:val="Normal"/>
+    <ns0:next ns0:val="BodyText"/>
+    <ns0:link ns0:val="Heading4Char"/>
+    <ns0:uiPriority ns0:val="9"/>
+    <ns0:semiHidden/>
+    <ns0:unhideWhenUsed/>
+    <ns0:qFormat/>
+    <ns0:rsid ns0:val="00A10FD9"/>
+    <ns0:pPr>
+      <ns0:keepNext/>
+      <ns0:keepLines/>
+      <ns0:spacing ns0:before="80" ns0:after="40"/>
+      <ns0:outlineLvl ns0:val="3"/>
+    </ns0:pPr>
+    <ns0:rPr>
+      <ns0:rFonts ns0:eastAsiaTheme="majorEastAsia" ns0:cstheme="majorBidi"/>
+      <ns0:i/>
+      <ns0:iCs/>
+      <ns0:color ns0:val="0F4761" ns0:themeColor="accent1" ns0:themeShade="BF"/>
+    </ns0:rPr>
+  </ns0:style>
+  <ns0:style ns0:type="paragraph" ns0:styleId="Heading5">
+    <ns0:name ns0:val="heading 5"/>
+    <ns0:basedOn ns0:val="Normal"/>
+    <ns0:next ns0:val="BodyText"/>
+    <ns0:link ns0:val="Heading5Char"/>
+    <ns0:uiPriority ns0:val="9"/>
+    <ns0:semiHidden/>
+    <ns0:unhideWhenUsed/>
+    <ns0:qFormat/>
+    <ns0:rsid ns0:val="00A10FD9"/>
+    <ns0:pPr>
+      <ns0:keepNext/>
+      <ns0:keepLines/>
+      <ns0:spacing ns0:before="80" ns0:after="40"/>
+      <ns0:outlineLvl ns0:val="4"/>
+    </ns0:pPr>
+    <ns0:rPr>
+      <ns0:rFonts ns0:eastAsiaTheme="majorEastAsia" ns0:cstheme="majorBidi"/>
+      <ns0:color ns0:val="0F4761" ns0:themeColor="accent1" ns0:themeShade="BF"/>
+    </ns0:rPr>
+  </ns0:style>
+  <ns0:style ns0:type="paragraph" ns0:styleId="Heading6">
+    <ns0:name ns0:val="heading 6"/>
+    <ns0:basedOn ns0:val="Normal"/>
+    <ns0:next ns0:val="BodyText"/>
+    <ns0:link ns0:val="Heading6Char"/>
+    <ns0:uiPriority ns0:val="9"/>
+    <ns0:semiHidden/>
+    <ns0:unhideWhenUsed/>
+    <ns0:qFormat/>
+    <ns0:rsid ns0:val="00A10FD9"/>
+    <ns0:pPr>
+      <ns0:keepNext/>
+      <ns0:keepLines/>
+      <ns0:spacing ns0:before="40" ns0:after="0"/>
+      <ns0:outlineLvl ns0:val="5"/>
+    </ns0:pPr>
+    <ns0:rPr>
+      <ns0:rFonts ns0:eastAsiaTheme="majorEastAsia" ns0:cstheme="majorBidi"/>
+      <ns0:i/>
+      <ns0:iCs/>
+      <ns0:color ns0:val="595959" ns0:themeColor="text1" ns0:themeTint="A6"/>
+    </ns0:rPr>
+  </ns0:style>
+  <ns0:style ns0:type="paragraph" ns0:styleId="Heading7">
+    <ns0:name ns0:val="heading 7"/>
+    <ns0:basedOn ns0:val="Normal"/>
+    <ns0:next ns0:val="BodyText"/>
+    <ns0:link ns0:val="Heading7Char"/>
+    <ns0:uiPriority ns0:val="9"/>
+    <ns0:semiHidden/>
+    <ns0:unhideWhenUsed/>
+    <ns0:qFormat/>
+    <ns0:rsid ns0:val="00A10FD9"/>
+    <ns0:pPr>
+      <ns0:keepNext/>
+      <ns0:keepLines/>
+      <ns0:spacing ns0:before="40" ns0:after="0"/>
+      <ns0:outlineLvl ns0:val="6"/>
+    </ns0:pPr>
+    <ns0:rPr>
+      <ns0:rFonts ns0:eastAsiaTheme="majorEastAsia" ns0:cstheme="majorBidi"/>
+      <ns0:color ns0:val="595959" ns0:themeColor="text1" ns0:themeTint="A6"/>
+    </ns0:rPr>
+  </ns0:style>
+  <ns0:style ns0:type="paragraph" ns0:styleId="Heading8">
+    <ns0:name ns0:val="heading 8"/>
+    <ns0:basedOn ns0:val="Normal"/>
+    <ns0:next ns0:val="BodyText"/>
+    <ns0:link ns0:val="Heading8Char"/>
+    <ns0:uiPriority ns0:val="9"/>
+    <ns0:semiHidden/>
+    <ns0:unhideWhenUsed/>
+    <ns0:qFormat/>
+    <ns0:rsid ns0:val="00A10FD9"/>
+    <ns0:pPr>
+      <ns0:keepNext/>
+      <ns0:keepLines/>
+      <ns0:spacing ns0:after="0"/>
+      <ns0:outlineLvl ns0:val="7"/>
+    </ns0:pPr>
+    <ns0:rPr>
+      <ns0:rFonts ns0:eastAsiaTheme="majorEastAsia" ns0:cstheme="majorBidi"/>
+      <ns0:i/>
+      <ns0:iCs/>
+      <ns0:color ns0:val="272727" ns0:themeColor="text1" ns0:themeTint="D8"/>
+    </ns0:rPr>
+  </ns0:style>
+  <ns0:style ns0:type="paragraph" ns0:styleId="Heading9">
+    <ns0:name ns0:val="heading 9"/>
+    <ns0:basedOn ns0:val="Normal"/>
+    <ns0:next ns0:val="BodyText"/>
+    <ns0:link ns0:val="Heading9Char"/>
+    <ns0:uiPriority ns0:val="9"/>
+    <ns0:semiHidden/>
+    <ns0:unhideWhenUsed/>
+    <ns0:qFormat/>
+    <ns0:rsid ns0:val="00A10FD9"/>
+    <ns0:pPr>
+      <ns0:keepNext/>
+      <ns0:keepLines/>
+      <ns0:spacing ns0:after="0"/>
+      <ns0:outlineLvl ns0:val="8"/>
+    </ns0:pPr>
+    <ns0:rPr>
+      <ns0:rFonts ns0:eastAsiaTheme="majorEastAsia" ns0:cstheme="majorBidi"/>
+      <ns0:color ns0:val="272727" ns0:themeColor="text1" ns0:themeTint="D8"/>
+    </ns0:rPr>
+  </ns0:style>
+  <ns0:style ns0:type="character" ns0:customStyle="1" ns0:styleId="Heading1Char">
+    <ns0:name ns0:val="Heading 1 Char"/>
+    <ns0:basedOn ns0:val="DefaultParagraphFont"/>
+    <ns0:link ns0:val="Heading1"/>
+    <ns0:uiPriority ns0:val="9"/>
+    <ns0:rsid ns0:val="00A10FD9"/>
+    <ns0:rPr>
+      <ns0:rFonts ns0:asciiTheme="majorHAnsi" ns0:eastAsiaTheme="majorEastAsia" ns0:hAnsiTheme="majorHAnsi" ns0:cstheme="majorBidi"/>
+      <ns0:color ns0:val="0F4761" ns0:themeColor="accent1" ns0:themeShade="BF"/>
+      <ns0:sz ns0:val="40"/>
+      <ns0:szCs ns0:val="40"/>
+    </ns0:rPr>
+  </ns0:style>
+  <ns0:style ns0:type="character" ns0:customStyle="1" ns0:styleId="Heading2Char">
+    <ns0:name ns0:val="Heading 2 Char"/>
+    <ns0:basedOn ns0:val="DefaultParagraphFont"/>
+    <ns0:link ns0:val="Heading2"/>
+    <ns0:uiPriority ns0:val="9"/>
+    <ns0:semiHidden/>
+    <ns0:rsid ns0:val="00A10FD9"/>
+    <ns0:rPr>
+      <ns0:rFonts ns0:asciiTheme="majorHAnsi" ns0:eastAsiaTheme="majorEastAsia" ns0:hAnsiTheme="majorHAnsi" ns0:cstheme="majorBidi"/>
+      <ns0:color ns0:val="0F4761" ns0:themeColor="accent1" ns0:themeShade="BF"/>
+      <ns0:sz ns0:val="32"/>
+      <ns0:szCs ns0:val="32"/>
+    </ns0:rPr>
+  </ns0:style>
+  <ns0:style ns0:type="character" ns0:customStyle="1" ns0:styleId="Heading3Char">
+    <ns0:name ns0:val="Heading 3 Char"/>
+    <ns0:basedOn ns0:val="DefaultParagraphFont"/>
+    <ns0:link ns0:val="Heading3"/>
+    <ns0:uiPriority ns0:val="9"/>
+    <ns0:semiHidden/>
+    <ns0:rsid ns0:val="00A10FD9"/>
+    <ns0:rPr>
+      <ns0:rFonts ns0:eastAsiaTheme="majorEastAsia" ns0:cstheme="majorBidi"/>
+      <ns0:color ns0:val="0F4761" ns0:themeColor="accent1" ns0:themeShade="BF"/>
+      <ns0:sz ns0:val="28"/>
+      <ns0:szCs ns0:val="28"/>
+    </ns0:rPr>
+  </ns0:style>
+  <ns0:style ns0:type="character" ns0:customStyle="1" ns0:styleId="Heading4Char">
+    <ns0:name ns0:val="Heading 4 Char"/>
+    <ns0:basedOn ns0:val="DefaultParagraphFont"/>
+    <ns0:link ns0:val="Heading4"/>
+    <ns0:uiPriority ns0:val="9"/>
+    <ns0:semiHidden/>
+    <ns0:rsid ns0:val="00A10FD9"/>
+    <ns0:rPr>
+      <ns0:rFonts ns0:eastAsiaTheme="majorEastAsia" ns0:cstheme="majorBidi"/>
+      <ns0:i/>
+      <ns0:iCs/>
+      <ns0:color ns0:val="0F4761" ns0:themeColor="accent1" ns0:themeShade="BF"/>
+    </ns0:rPr>
+  </ns0:style>
+  <ns0:style ns0:type="character" ns0:customStyle="1" ns0:styleId="Heading5Char">
+    <ns0:name ns0:val="Heading 5 Char"/>
+    <ns0:basedOn ns0:val="DefaultParagraphFont"/>
+    <ns0:link ns0:val="Heading5"/>
+    <ns0:uiPriority ns0:val="9"/>
+    <ns0:semiHidden/>
+    <ns0:rsid ns0:val="00A10FD9"/>
+    <ns0:rPr>
+      <ns0:rFonts ns0:eastAsiaTheme="majorEastAsia" ns0:cstheme="majorBidi"/>
+      <ns0:color ns0:val="0F4761" ns0:themeColor="accent1" ns0:themeShade="BF"/>
+    </ns0:rPr>
+  </ns0:style>
+  <ns0:style ns0:type="character" ns0:customStyle="1" ns0:styleId="Heading6Char">
+    <ns0:name ns0:val="Heading 6 Char"/>
+    <ns0:basedOn ns0:val="DefaultParagraphFont"/>
+    <ns0:link ns0:val="Heading6"/>
+    <ns0:uiPriority ns0:val="9"/>
+    <ns0:semiHidden/>
+    <ns0:rsid ns0:val="00A10FD9"/>
+    <ns0:rPr>
+      <ns0:rFonts ns0:eastAsiaTheme="majorEastAsia" ns0:cstheme="majorBidi"/>
+      <ns0:i/>
+      <ns0:iCs/>
+      <ns0:color ns0:val="595959" ns0:themeColor="text1" ns0:themeTint="A6"/>
+    </ns0:rPr>
+  </ns0:style>
+  <ns0:style ns0:type="character" ns0:customStyle="1" ns0:styleId="Heading7Char">
+    <ns0:name ns0:val="Heading 7 Char"/>
+    <ns0:basedOn ns0:val="DefaultParagraphFont"/>
+    <ns0:link ns0:val="Heading7"/>
+    <ns0:uiPriority ns0:val="9"/>
+    <ns0:semiHidden/>
+    <ns0:rsid ns0:val="00A10FD9"/>
+    <ns0:rPr>
+      <ns0:rFonts ns0:eastAsiaTheme="majorEastAsia" ns0:cstheme="majorBidi"/>
+      <ns0:color ns0:val="595959" ns0:themeColor="text1" ns0:themeTint="A6"/>
+    </ns0:rPr>
+  </ns0:style>
+  <ns0:style ns0:type="character" ns0:customStyle="1" ns0:styleId="Heading8Char">
+    <ns0:name ns0:val="Heading 8 Char"/>
+    <ns0:basedOn ns0:val="DefaultParagraphFont"/>
+    <ns0:link ns0:val="Heading8"/>
+    <ns0:uiPriority ns0:val="9"/>
+    <ns0:semiHidden/>
+    <ns0:rsid ns0:val="00A10FD9"/>
+    <ns0:rPr>
+      <ns0:rFonts ns0:eastAsiaTheme="majorEastAsia" ns0:cstheme="majorBidi"/>
+      <ns0:i/>
+      <ns0:iCs/>
+      <ns0:color ns0:val="272727" ns0:themeColor="text1" ns0:themeTint="D8"/>
+    </ns0:rPr>
+  </ns0:style>
+  <ns0:style ns0:type="character" ns0:customStyle="1" ns0:styleId="Heading9Char">
+    <ns0:name ns0:val="Heading 9 Char"/>
+    <ns0:basedOn ns0:val="DefaultParagraphFont"/>
+    <ns0:link ns0:val="Heading9"/>
+    <ns0:uiPriority ns0:val="9"/>
+    <ns0:semiHidden/>
+    <ns0:rsid ns0:val="00A10FD9"/>
+    <ns0:rPr>
+      <ns0:rFonts ns0:eastAsiaTheme="majorEastAsia" ns0:cstheme="majorBidi"/>
+      <ns0:color ns0:val="272727" ns0:themeColor="text1" ns0:themeTint="D8"/>
+    </ns0:rPr>
+  </ns0:style>
+  <ns0:style ns0:type="paragraph" ns0:styleId="BlockText">
+    <ns0:name ns0:val="Block Text"/>
+    <ns0:basedOn ns0:val="BodyText"/>
+    <ns0:next ns0:val="BodyText"/>
+    <ns0:uiPriority ns0:val="9"/>
+    <ns0:unhideWhenUsed/>
+    <ns0:qFormat/>
+    <ns0:pPr>
+      <ns0:spacing ns0:before="100" ns0:after="100"/>
+      <ns0:ind ns0:firstLine="0" ns0:left="480" ns0:right="480"/>
+    </ns0:pPr>
+  </ns0:style>
+  <ns0:style ns0:type="paragraph" ns0:styleId="FootnoteText">
+    <ns0:name ns0:val="Footnote Text"/>
+    <ns0:basedOn ns0:val="Normal"/>
+    <ns0:next ns0:val="FootnoteText"/>
+    <ns0:uiPriority ns0:val="9"/>
+    <ns0:unhideWhenUsed/>
+    <ns0:qFormat/>
+  </ns0:style>
+  <ns0:style ns0:type="paragraph" ns0:styleId="FootnoteBlockText">
+    <ns0:name ns0:val="Footnote Block Text"/>
+    <ns0:basedOn ns0:val="FootnoteText"/>
+    <ns0:next ns0:val="FootnoteText"/>
+    <ns0:uiPriority ns0:val="9"/>
+    <ns0:unhideWhenUsed/>
+    <ns0:qFormat/>
+    <ns0:pPr>
+      <ns0:spacing ns0:before="100" ns0:after="100"/>
+      <ns0:ind ns0:firstLine="0" ns0:left="480" ns0:right="480"/>
+    </ns0:pPr>
+  </ns0:style>
+  <ns0:style ns0:type="character" ns0:default="1" ns0:styleId="DefaultParagraphFont">
+    <ns0:name ns0:val="Default Paragraph Font"/>
+    <ns0:semiHidden/>
+    <ns0:unhideWhenUsed/>
+  </ns0:style>
+  <ns0:style ns0:type="table" ns0:default="1" ns0:styleId="Table">
+    <ns0:name ns0:val="Table"/>
+    <ns0:basedOn ns0:val="TableNormal"/>
+    <ns0:semiHidden/>
+    <ns0:unhideWhenUsed/>
+    <ns0:qFormat/>
+    <ns0:tblPr>
+      <ns0:tblInd ns0:w="0" ns0:type="dxa"/>
+      <ns0:tblCellMar>
+        <ns0:top ns0:w="0" ns0:type="dxa"/>
+        <ns0:left ns0:w="108" ns0:type="dxa"/>
+        <ns0:bottom ns0:w="0" ns0:type="dxa"/>
+        <ns0:right ns0:w="108" ns0:type="dxa"/>
+      </ns0:tblCellMar>
+    </ns0:tblPr>
+    <ns0:tblStylePr ns0:type="firstRow">
+      <ns0:tcPr>
+        <ns0:tcBorders>
+          <ns0:bottom ns0:val="single"/>
+        </ns0:tcBorders>
+        <ns0:vAlign ns0:val="bottom"/>
+      </ns0:tcPr>
+    </ns0:tblStylePr>
+  </ns0:style>
+  <ns0:style ns0:type="paragraph" ns0:customStyle="1" ns0:styleId="DefinitionTerm">
+    <ns0:name ns0:val="Definition Term"/>
+    <ns0:basedOn ns0:val="Normal"/>
+    <ns0:next ns0:val="Definition"/>
+    <ns0:pPr>
+      <ns0:keepNext/>
+      <ns0:keepLines/>
+      <ns0:spacing ns0:after="0"/>
+    </ns0:pPr>
+    <ns0:rPr>
+      <ns0:b/>
+    </ns0:rPr>
+  </ns0:style>
+  <ns0:style ns0:type="paragraph" ns0:customStyle="1" ns0:styleId="Definition">
+    <ns0:name ns0:val="Definition"/>
+    <ns0:basedOn ns0:val="Normal"/>
+  </ns0:style>
+  <ns0:style ns0:type="paragraph" ns0:styleId="Caption">
+    <ns0:name ns0:val="Caption"/>
+    <ns0:basedOn ns0:val="Normal"/>
+    <ns0:link ns0:val="BodyTextChar"/>
+    <ns0:pPr>
+      <ns0:spacing ns0:before="0" ns0:after="120"/>
+    </ns0:pPr>
+    <ns0:rPr>
+      <ns0:rFonts ns0:ascii="Times New Roman" ns0:hAnsi="Times New Roman" ns0:eastAsia="FangSong" ns0:cs="Times New Roman"/>
+      <ns0:b ns0:val="0"/>
+      <ns0:i/>
+      <ns0:sz ns0:val="21"/>
+    </ns0:rPr>
+  </ns0:style>
+  <ns0:style ns0:type="paragraph" ns0:customStyle="1" ns0:styleId="TableCaption">
+    <ns0:name ns0:val="Table Caption"/>
+    <ns0:basedOn ns0:val="Caption"/>
+    <ns0:pPr>
+      <ns0:keepNext/>
+    </ns0:pPr>
+  </ns0:style>
+  <ns0:style ns0:type="paragraph" ns0:customStyle="1" ns0:styleId="ImageCaption">
+    <ns0:name ns0:val="Image Caption"/>
+    <ns0:basedOn ns0:val="Caption"/>
+  </ns0:style>
+  <ns0:style ns0:type="paragraph" ns0:customStyle="1" ns0:styleId="Figure">
+    <ns0:name ns0:val="Figure"/>
+    <ns0:basedOn ns0:val="Normal"/>
+  </ns0:style>
+  <ns0:style ns0:type="paragraph" ns0:customStyle="1" ns0:styleId="CaptionedFigure">
+    <ns0:name ns0:val="Captioned Figure"/>
+    <ns0:basedOn ns0:val="Figure"/>
+    <ns0:pPr>
+      <ns0:keepNext/>
+    </ns0:pPr>
+  </ns0:style>
+  <ns0:style ns0:type="character" ns0:customStyle="1" ns0:styleId="BodyTextChar">
+    <ns0:name ns0:val="Body Text Char"/>
+    <ns0:basedOn ns0:val="DefaultParagraphFont"/>
+    <ns0:link ns0:val="BodyText"/>
+  </ns0:style>
+  <ns0:style ns0:type="character" ns0:customStyle="1" ns0:styleId="VerbatimChar">
+    <ns0:name ns0:val="Verbatim Char"/>
+    <ns0:basedOn ns0:val="BodyTextChar"/>
+    <ns0:rPr>
+      <ns0:rFonts ns0:ascii="Times New Roman" ns0:hAnsi="Times New Roman" ns0:eastAsia="SimSun" ns0:cs="Times New Roman"/>
+      <ns0:b ns0:val="0"/>
+      <ns0:sz ns0:val="20"/>
+    </ns0:rPr>
+  </ns0:style>
+  <ns0:style ns0:type="character" ns0:customStyle="1" ns0:styleId="SectionNumber">
+    <ns0:name ns0:val="Section Number"/>
+    <ns0:basedOn ns0:val="BodyTextChar"/>
+  </ns0:style>
+  <ns0:style ns0:type="character" ns0:styleId="FootnoteReference">
+    <ns0:name ns0:val="Footnote Reference"/>
+    <ns0:basedOn ns0:val="BodyTextChar"/>
+    <ns0:rPr>
+      <ns0:vertAlign ns0:val="superscript"/>
+    </ns0:rPr>
+  </ns0:style>
+  <ns0:style ns0:type="character" ns0:styleId="Hyperlink">
+    <ns0:name ns0:val="Hyperlink"/>
+    <ns0:basedOn ns0:val="BodyTextChar"/>
+    <ns0:rPr>
+      <ns0:color ns0:val="4F81BD" ns0:themeColor="accent1"/>
+    </ns0:rPr>
+  </ns0:style>
+  <ns0:style ns0:type="paragraph" ns0:styleId="TOCHeading">
+    <ns0:name ns0:val="TOC Heading"/>
+    <ns0:basedOn ns0:val="Heading1"/>
+    <ns0:next ns0:val="BodyText"/>
+    <ns0:uiPriority ns0:val="39"/>
+    <ns0:unhideWhenUsed/>
+    <ns0:qFormat/>
+    <ns0:pPr>
+      <ns0:spacing ns0:before="240" ns0:line="259" ns0:lineRule="auto"/>
+      <ns0:outlineLvl ns0:val="9"/>
+    </ns0:pPr>
+    <ns0:rPr>
+      <ns0:rFonts ns0:asciiTheme="majorHAnsi" ns0:eastAsiaTheme="majorEastAsia" ns0:hAnsiTheme="majorHAnsi" ns0:cstheme="majorBidi"/>
+      <ns0:b ns0:val="0"/>
+      <ns0:bCs ns0:val="0"/>
+      <ns0:color ns0:val="365F91" ns0:themeColor="accent1" ns0:themeShade="BF"/>
+    </ns0:rPr>
+  </ns0:style>
+</ns0:styles>
 </file>
 
 <file path=word/theme/theme1.xml><?xml version="1.0" encoding="utf-8"?>
